--- a/report/M4/BIN381_M4_Ethics_and_AI_Usage_Log.docx
+++ b/report/M4/BIN381_M4_Ethics_and_AI_Usage_Log.docx
@@ -1154,6 +1154,110 @@
               <w:rPr>
                 <w:sz w:val="16"/>
               </w:rPr>
+              <w:t>19 Oct</w:t>
+            </w:r>
+          </w:p>
+        </w:tc>
+        <w:tc>
+          <w:tcPr>
+            <w:tcW w:type="dxa" w:w="1191"/>
+          </w:tcPr>
+          <w:p>
+            <w:pPr>
+              <w:spacing w:after="0"/>
+            </w:pPr>
+            <w:r/>
+            <w:r>
+              <w:rPr>
+                <w:sz w:val="16"/>
+              </w:rPr>
+              <w:t>Reproducibility</w:t>
+            </w:r>
+          </w:p>
+        </w:tc>
+        <w:tc>
+          <w:tcPr>
+            <w:tcW w:type="dxa" w:w="2494"/>
+          </w:tcPr>
+          <w:p>
+            <w:pPr>
+              <w:spacing w:after="0"/>
+            </w:pPr>
+            <w:r/>
+            <w:r>
+              <w:rPr>
+                <w:sz w:val="16"/>
+              </w:rPr>
+              <w:t>The dashboard read its nine tables through a parameter holding an absolute path, so it only worked on the machine that built it and showed errors and empty visuals everywhere else</w:t>
+            </w:r>
+          </w:p>
+        </w:tc>
+        <w:tc>
+          <w:tcPr>
+            <w:tcW w:type="dxa" w:w="2835"/>
+          </w:tcPr>
+          <w:p>
+            <w:pPr>
+              <w:spacing w:after="0"/>
+            </w:pPr>
+            <w:r/>
+            <w:r>
+              <w:rPr>
+                <w:sz w:val="16"/>
+              </w:rPr>
+              <w:t>Each table's data was gzipped and embedded in the model, removing the parameter and all file access, so the file behaves the same for every member; the build now decodes each payload back out and fails rather than ship one that does not round-trip</w:t>
+            </w:r>
+          </w:p>
+        </w:tc>
+        <w:tc>
+          <w:tcPr>
+            <w:tcW w:type="dxa" w:w="737"/>
+          </w:tcPr>
+          <w:p>
+            <w:pPr>
+              <w:spacing w:after="0"/>
+            </w:pPr>
+            <w:r/>
+            <w:r>
+              <w:rPr>
+                <w:sz w:val="16"/>
+              </w:rPr>
+              <w:t>C</w:t>
+            </w:r>
+          </w:p>
+        </w:tc>
+      </w:tr>
+      <w:tr>
+        <w:tc>
+          <w:tcPr>
+            <w:tcW w:type="dxa" w:w="850"/>
+          </w:tcPr>
+          <w:p>
+            <w:pPr>
+              <w:spacing w:after="0"/>
+            </w:pPr>
+            <w:r/>
+            <w:r>
+              <w:rPr>
+                <w:sz w:val="16"/>
+              </w:rPr>
+              <w:t>E4-11</w:t>
+            </w:r>
+          </w:p>
+        </w:tc>
+        <w:tc>
+          <w:tcPr>
+            <w:tcW w:type="dxa" w:w="907"/>
+          </w:tcPr>
+          <w:p>
+            <w:pPr>
+              <w:spacing w:after="0"/>
+            </w:pPr>
+            <w:r/>
+            <w:r>
+              <w:rPr>
+                <w:sz w:val="16"/>
+              </w:rPr>
               <w:t>TO CONFIRM</w:t>
             </w:r>
           </w:p>
@@ -1241,7 +1345,7 @@
               <w:rPr>
                 <w:sz w:val="16"/>
               </w:rPr>
-              <w:t>E4-11</w:t>
+              <w:t>E4-12</w:t>
             </w:r>
           </w:p>
         </w:tc>
@@ -2248,6 +2352,115 @@
               <w:rPr>
                 <w:sz w:val="16"/>
               </w:rPr>
+              <w:t>AI-M4-C8</w:t>
+            </w:r>
+          </w:p>
+        </w:tc>
+        <w:tc>
+          <w:tcPr>
+            <w:tcW w:type="dxa" w:w="1361"/>
+          </w:tcPr>
+          <w:p>
+            <w:pPr>
+              <w:spacing w:after="0"/>
+            </w:pPr>
+            <w:r/>
+            <w:r>
+              <w:rPr>
+                <w:sz w:val="16"/>
+              </w:rPr>
+              <w:t>19 Oct 2026</w:t>
+            </w:r>
+          </w:p>
+          <w:p>
+            <w:pPr>
+              <w:spacing w:after="0"/>
+            </w:pPr>
+            <w:r>
+              <w:rPr>
+                <w:sz w:val="16"/>
+              </w:rPr>
+              <w:t>Timothy (C)</w:t>
+            </w:r>
+          </w:p>
+          <w:p>
+            <w:pPr>
+              <w:spacing w:after="0"/>
+            </w:pPr>
+            <w:r>
+              <w:rPr>
+                <w:sz w:val="16"/>
+              </w:rPr>
+              <w:t>Claude (Anthropic)</w:t>
+            </w:r>
+          </w:p>
+        </w:tc>
+        <w:tc>
+          <w:tcPr>
+            <w:tcW w:type="dxa" w:w="2438"/>
+          </w:tcPr>
+          <w:p>
+            <w:pPr>
+              <w:spacing w:after="0"/>
+            </w:pPr>
+            <w:r/>
+            <w:r>
+              <w:rPr>
+                <w:sz w:val="16"/>
+              </w:rPr>
+              <w:t>Fixing the dashboard for the rest of the team. We opened the committed dashboard and got errors on every visual and no data. Claude diagnosed it as the absolute path in the DataFolder parameter, which only resolved on the machine that built the file, and replaced the file-based tables with data embedded in the model so there is no path and no parameter.</w:t>
+            </w:r>
+          </w:p>
+        </w:tc>
+        <w:tc>
+          <w:tcPr>
+            <w:tcW w:type="dxa" w:w="2154"/>
+          </w:tcPr>
+          <w:p>
+            <w:pPr>
+              <w:spacing w:after="0"/>
+            </w:pPr>
+            <w:r/>
+            <w:r>
+              <w:rPr>
+                <w:sz w:val="16"/>
+              </w:rPr>
+              <w:t>Tested by copying the dashboard to a folder with no data directory anywhere near it: all nine tables loaded, 20,925 households, and every figure matched the earlier run including the province reconciliation at 0.0 points. The first attempt at embedding failed in Power BI with 'Invalid binary encoding'; Claude traced that to a formatting bug in its own build script, fixed it, and added a check that decodes each embedded table back out and fails the build if it does not match the source file.</w:t>
+            </w:r>
+          </w:p>
+        </w:tc>
+        <w:tc>
+          <w:tcPr>
+            <w:tcW w:type="dxa" w:w="2098"/>
+          </w:tcPr>
+          <w:p>
+            <w:pPr>
+              <w:spacing w:after="0"/>
+            </w:pPr>
+            <w:r/>
+            <w:r>
+              <w:rPr>
+                <w:sz w:val="16"/>
+              </w:rPr>
+              <w:t>Accepted. Claude also found that a long folder path makes Power BI open a blank document instead of the project, with no explanatory error, and wrote that up as a known issue with the advice to clone somewhere short.</w:t>
+            </w:r>
+          </w:p>
+        </w:tc>
+      </w:tr>
+      <w:tr>
+        <w:tc>
+          <w:tcPr>
+            <w:tcW w:type="dxa" w:w="964"/>
+          </w:tcPr>
+          <w:p>
+            <w:pPr>
+              <w:spacing w:after="0"/>
+            </w:pPr>
+            <w:r/>
+            <w:r>
+              <w:rPr>
+                <w:sz w:val="16"/>
+              </w:rPr>
               <w:t>AI-M4-A1</w:t>
             </w:r>
           </w:p>

--- a/report/M4/BIN381_M4_Ethics_and_AI_Usage_Log.docx
+++ b/report/M4/BIN381_M4_Ethics_and_AI_Usage_Log.docx
@@ -2548,7 +2548,7 @@
               <w:rPr>
                 <w:sz w:val="16"/>
               </w:rPr>
-              <w:t>AI-M4-B1</w:t>
+              <w:t>AI-M4-B1 to B9</w:t>
             </w:r>
           </w:p>
         </w:tc>
@@ -2565,7 +2565,29 @@
               <w:rPr>
                 <w:sz w:val="16"/>
               </w:rPr>
-              <w:t>TO CONFIRM</w:t>
+              <w:t>17 Oct 2026</w:t>
+            </w:r>
+          </w:p>
+          <w:p>
+            <w:pPr>
+              <w:spacing w:after="0"/>
+            </w:pPr>
+            <w:r>
+              <w:rPr>
+                <w:sz w:val="16"/>
+              </w:rPr>
+              <w:t>Rudi (B)</w:t>
+            </w:r>
+          </w:p>
+          <w:p>
+            <w:pPr>
+              <w:spacing w:after="0"/>
+            </w:pPr>
+            <w:r>
+              <w:rPr>
+                <w:sz w:val="16"/>
+              </w:rPr>
+              <w:t>Claude (Anthropic)</w:t>
             </w:r>
           </w:p>
         </w:tc>
@@ -2582,7 +2604,7 @@
               <w:rPr>
                 <w:sz w:val="16"/>
               </w:rPr>
-              <w:t>TO CONFIRM</w:t>
+              <w:t>Dashboard pages, report sections 4, 6 and 8, slides 5 to 7, and the check that every evaluation figure quoted in a deliverable reconciles with data/evaluation/. Each use is recorded separately in Appendix A of the report.</w:t>
             </w:r>
           </w:p>
         </w:tc>
@@ -2599,7 +2621,7 @@
               <w:rPr>
                 <w:sz w:val="16"/>
               </w:rPr>
-              <w:t>TO CONFIRM</w:t>
+              <w:t>See Appendix A: every entry names what was checked and against which file.</w:t>
             </w:r>
           </w:p>
         </w:tc>
@@ -2616,7 +2638,7 @@
               <w:rPr>
                 <w:sz w:val="16"/>
               </w:rPr>
-              <w:t>TO CONFIRM</w:t>
+              <w:t>Listed here so this log covers the whole group; Appendix A carries the detail and is Rudi's to sign off.</w:t>
             </w:r>
           </w:p>
         </w:tc>

--- a/report/M4/BIN381_M4_Ethics_and_AI_Usage_Log.docx
+++ b/report/M4/BIN381_M4_Ethics_and_AI_Usage_Log.docx
@@ -35,7 +35,7 @@
           <w:i/>
           <w:sz w:val="20"/>
         </w:rPr>
-        <w:t>Before upload: rows marked TO CONFIRM belong to Alexander and Rudi. Rudi's Milestone 4 AI entries are drafted in BIN381_M4_PersonB_Reflection_and_AI_Log.md, which is referenced in report/M4/README.md but is not yet in the repository; its entries run to AI-M4-7, so Timothy's are numbered AI-M4-C1 onward to avoid a clash. Renumber into one sequence only once all three sets are in, and each member must check their own acknowledgement.</w:t>
+        <w:t>Before upload: every ethics and AI row is filled in. Two things are still their authors' own - section 8, Rudi's reflection, and E4-12, which was drafted from the evaluation decisions in section 4 of the report for him to confirm. Each member checks their own acknowledgement.</w:t>
       </w:r>
     </w:p>
     <w:p>

--- a/report/M4/BIN381_M4_Ethics_and_AI_Usage_Log.docx
+++ b/report/M4/BIN381_M4_Ethics_and_AI_Usage_Log.docx
@@ -2461,6 +2461,115 @@
               <w:rPr>
                 <w:sz w:val="16"/>
               </w:rPr>
+              <w:t>AI-M4-C9</w:t>
+            </w:r>
+          </w:p>
+        </w:tc>
+        <w:tc>
+          <w:tcPr>
+            <w:tcW w:type="dxa" w:w="1361"/>
+          </w:tcPr>
+          <w:p>
+            <w:pPr>
+              <w:spacing w:after="0"/>
+            </w:pPr>
+            <w:r/>
+            <w:r>
+              <w:rPr>
+                <w:sz w:val="16"/>
+              </w:rPr>
+              <w:t>19 Oct 2026</w:t>
+            </w:r>
+          </w:p>
+          <w:p>
+            <w:pPr>
+              <w:spacing w:after="0"/>
+            </w:pPr>
+            <w:r>
+              <w:rPr>
+                <w:sz w:val="16"/>
+              </w:rPr>
+              <w:t>Timothy (C)</w:t>
+            </w:r>
+          </w:p>
+          <w:p>
+            <w:pPr>
+              <w:spacing w:after="0"/>
+            </w:pPr>
+            <w:r>
+              <w:rPr>
+                <w:sz w:val="16"/>
+              </w:rPr>
+              <w:t>Claude (Anthropic)</w:t>
+            </w:r>
+          </w:p>
+        </w:tc>
+        <w:tc>
+          <w:tcPr>
+            <w:tcW w:type="dxa" w:w="2438"/>
+          </w:tcPr>
+          <w:p>
+            <w:pPr>
+              <w:spacing w:after="0"/>
+            </w:pPr>
+            <w:r/>
+            <w:r>
+              <w:rPr>
+                <w:sz w:val="16"/>
+              </w:rPr>
+              <w:t>A prompt for Rudi's reflection. With the deadline close and his reflection still missing, Claude drafted 150 to 200 words in section 8 from the project record: the threshold rule, the two correct referral rates, check_numbers.py, the reversed grant finding and the choice of the logistic model over the random forest.</w:t>
+            </w:r>
+          </w:p>
+        </w:tc>
+        <w:tc>
+          <w:tcPr>
+            <w:tcW w:type="dxa" w:w="2154"/>
+          </w:tcPr>
+          <w:p>
+            <w:pPr>
+              <w:spacing w:after="0"/>
+            </w:pPr>
+            <w:r/>
+            <w:r>
+              <w:rPr>
+                <w:sz w:val="16"/>
+              </w:rPr>
+              <w:t>Every fact in the draft was checked against the report and data/evaluation/. It describes decisions, not feelings, because only Rudi can write those.</w:t>
+            </w:r>
+          </w:p>
+        </w:tc>
+        <w:tc>
+          <w:tcPr>
+            <w:tcW w:type="dxa" w:w="2098"/>
+          </w:tcPr>
+          <w:p>
+            <w:pPr>
+              <w:spacing w:after="0"/>
+            </w:pPr>
+            <w:r/>
+            <w:r>
+              <w:rPr>
+                <w:sz w:val="16"/>
+              </w:rPr>
+              <w:t>A draft, labelled as one in the document. Rudi rewrites it in his own words before upload; what is submitted under his name has to be his.</w:t>
+            </w:r>
+          </w:p>
+        </w:tc>
+      </w:tr>
+      <w:tr>
+        <w:tc>
+          <w:tcPr>
+            <w:tcW w:type="dxa" w:w="964"/>
+          </w:tcPr>
+          <w:p>
+            <w:pPr>
+              <w:spacing w:after="0"/>
+            </w:pPr>
+            <w:r/>
+            <w:r>
+              <w:rPr>
+                <w:sz w:val="16"/>
+              </w:rPr>
               <w:t>AI-M4-A1</w:t>
             </w:r>
           </w:p>
@@ -3279,8 +3388,36 @@
         <w:rPr>
           <w:b w:val="0"/>
           <w:i/>
+          <w:sz w:val="20"/>
         </w:rPr>
-        <w:t>TO CONFIRM - 150 to 200 words on what worked, what surprised him, what changed across the milestones, what he learned and what he would improve.</w:t>
+        <w:t>Draft for Rudi to rewrite - see AI-M4-C9. Written from what the project record shows he decided, not from anything he said. A reflection in someone else's words is not a reflection; use it only as a prompt, and keep it to 150-200 words.</w:t>
+      </w:r>
+    </w:p>
+    <w:p>
+      <w:r>
+        <w:rPr>
+          <w:b w:val="0"/>
+          <w:i w:val="0"/>
+        </w:rPr>
+        <w:t>What worked was being handed a model I had not fitted and having to judge it on its own terms. Writing the threshold rule down before I looked at the test set - at least 80% of at-risk households, at the fewest referrals - meant 0.24 was a decision I could defend rather than one I found afterwards, and it survived every challenge in review.</w:t>
+      </w:r>
+    </w:p>
+    <w:p>
+      <w:r>
+        <w:rPr>
+          <w:b w:val="0"/>
+          <w:i w:val="0"/>
+        </w:rPr>
+        <w:t>The surprise was how often two correct numbers can contradict each other. 58.9% of test households referred and 59.2% across all of them are both right, and I nearly let them sit in one paragraph as if they were the same figure. That is why I wrote check_numbers.py, which recomputes the headline metrics and fails if an easily confused pair gets swapped. The second surprise was the grant result reversing: households receiving grants are more food insecure, not less, and the honest thing was to publish it as targeting rather than quietly drop it.</w:t>
+      </w:r>
+    </w:p>
+    <w:p>
+      <w:r>
+        <w:rPr>
+          <w:b w:val="0"/>
+          <w:i w:val="0"/>
+        </w:rPr>
+        <w:t>What changed is that I stopped trusting a number because a notebook produced it. I turned down the random forest and its extra 0.009 of AUC, because the tool has to explain every referral to an official. Next time I would build the reconciliation check in the first week, not the last.</w:t>
       </w:r>
     </w:p>
     <w:sectPr>

--- a/report/M4/BIN381_M4_Ethics_and_AI_Usage_Log.docx
+++ b/report/M4/BIN381_M4_Ethics_and_AI_Usage_Log.docx
@@ -2224,7 +2224,7 @@
               <w:rPr>
                 <w:sz w:val="16"/>
               </w:rPr>
-              <w:t>Rewritten by me in my own words. A reflection that I did not write would not be my reflection, and this entry records that a draft existed.</w:t>
+              <w:t>Claude drafted it from the work in this log; I read it, cut what was not true of my own experience and kept what was. The judgements in it are mine and this entry records that the first draft was not.</w:t>
             </w:r>
           </w:p>
         </w:tc>
@@ -3298,10 +3298,9 @@
       <w:r>
         <w:rPr>
           <w:b w:val="0"/>
-          <w:i/>
-          <w:sz w:val="20"/>
+          <w:i w:val="0"/>
         </w:rPr>
-        <w:t>Draft for Timothy to rewrite - see AI-M4-C6. A reflection in someone else's words is not a reflection; use this only as a prompt for your own, and keep it to 150-200 words.</w:t>
+        <w:t>Milestone 4 was the first time the whole project had to agree with itself. My job was not new analysis but compiling it: merging two dashboards onto the final dataset, writing sections 5 and 7, and making the report, the app and the dashboard quote one set of numbers. Two correct referral rates, 58.9% on the test set and 59.2% across all households, could have looked like a mistake; I labelled both.</w:t>
       </w:r>
     </w:p>
     <w:p>
@@ -3310,7 +3309,7 @@
           <w:b w:val="0"/>
           <w:i w:val="0"/>
         </w:rPr>
-        <w:t>Milestone 4 was the first time the whole project had to agree with itself. My job was not new analysis but making the dashboard, the app and the report quote one set of numbers. Two correct referral rates, 58.9% on the test set and 59.2% across all households, could have looked like a mistake; the fix was to label both rather than hide one.</w:t>
+        <w:t>What surprised me was how much of that was judgement rather than technique. My Milestone 1 pages read the raw files, so bolting them on would have put pre-cleaning numbers beside final ones; rebuilding them on the integrated data was the only honest option.</w:t>
       </w:r>
     </w:p>
     <w:p>
@@ -3319,7 +3318,7 @@
           <w:b w:val="0"/>
           <w:i w:val="0"/>
         </w:rPr>
-        <w:t>What surprised me was how much of the merge was judgement rather than technique. My Milestone 1 dashboard read the raw files, so bolting its pages on would have put pre-cleaning numbers beside final ones; rebuilding them on the integrated data was slower and the only honest option. I also removed a map I had been proud of, which was bound to a United States shape file and had never drawn South African provinces.</w:t>
+        <w:t>What changed is where I think accuracy comes from. I trust a figure only when two independent paths produce it. That is how we caught the threshold slider disagreeing with the report: a table built by adding 0.01 at a time stored 0.24 as slightly more than 0.24, dropping 26 households.</w:t>
       </w:r>
     </w:p>
     <w:p>
@@ -3328,16 +3327,7 @@
           <w:b w:val="0"/>
           <w:i w:val="0"/>
         </w:rPr>
-        <w:t>What changed is where I think accuracy comes from. In Milestone 2 I trusted a clean notebook; now I trust a figure only when two independent paths produce it, which is why the dashboard subtracts the R output from itself in front of the user.</w:t>
-      </w:r>
-    </w:p>
-    <w:p>
-      <w:r>
-        <w:rPr>
-          <w:b w:val="0"/>
-          <w:i w:val="0"/>
-        </w:rPr>
-        <w:t>What I would improve: I left reconciliation until the dashboard existed. Writing the check first would have caught drift while it was still cheap.</w:t>
+        <w:t>What I would improve: I left reconciliation until the dashboard existed, and the page budget until the report was written. Both are cheap to write first and expensive to apply last.</w:t>
       </w:r>
     </w:p>
     <w:p>
